--- a/RequirementAnalysis/UCspec/word/Add Product.docx
+++ b/RequirementAnalysis/UCspec/word/Add Product.docx
@@ -115,12 +115,185 @@
             <w:pPr>
               <w:spacing w:before="0"/>
               <w:ind w:left="720"/>
-              <w:rPr>
-                <w:b/>
-              </w:rPr>
             </w:pPr>
             <w:r>
-              <w:t>This use case describes the interaction between the Product Manager and AIMS when adding a new product to the store</w:t>
+              <w:t xml:space="preserve">Trường </w:t>
+            </w:r>
+            <w:proofErr w:type="spellStart"/>
+            <w:r>
+              <w:t>hợp</w:t>
+            </w:r>
+            <w:proofErr w:type="spellEnd"/>
+            <w:r>
+              <w:t xml:space="preserve"> </w:t>
+            </w:r>
+            <w:proofErr w:type="spellStart"/>
+            <w:r>
+              <w:t>sử</w:t>
+            </w:r>
+            <w:proofErr w:type="spellEnd"/>
+            <w:r>
+              <w:t xml:space="preserve"> </w:t>
+            </w:r>
+            <w:proofErr w:type="spellStart"/>
+            <w:r>
+              <w:t>dụng</w:t>
+            </w:r>
+            <w:proofErr w:type="spellEnd"/>
+            <w:r>
+              <w:t xml:space="preserve"> </w:t>
+            </w:r>
+            <w:proofErr w:type="spellStart"/>
+            <w:r>
+              <w:t>này</w:t>
+            </w:r>
+            <w:proofErr w:type="spellEnd"/>
+            <w:r>
+              <w:t xml:space="preserve"> </w:t>
+            </w:r>
+            <w:proofErr w:type="spellStart"/>
+            <w:r>
+              <w:t>mô</w:t>
+            </w:r>
+            <w:proofErr w:type="spellEnd"/>
+            <w:r>
+              <w:t xml:space="preserve"> </w:t>
+            </w:r>
+            <w:proofErr w:type="spellStart"/>
+            <w:r>
+              <w:t>tả</w:t>
+            </w:r>
+            <w:proofErr w:type="spellEnd"/>
+            <w:r>
+              <w:t xml:space="preserve"> </w:t>
+            </w:r>
+            <w:proofErr w:type="spellStart"/>
+            <w:r>
+              <w:t>tương</w:t>
+            </w:r>
+            <w:proofErr w:type="spellEnd"/>
+            <w:r>
+              <w:t xml:space="preserve"> </w:t>
+            </w:r>
+            <w:proofErr w:type="spellStart"/>
+            <w:r>
+              <w:t>tác</w:t>
+            </w:r>
+            <w:proofErr w:type="spellEnd"/>
+            <w:r>
+              <w:t xml:space="preserve"> </w:t>
+            </w:r>
+            <w:proofErr w:type="spellStart"/>
+            <w:r>
+              <w:t>giữa</w:t>
+            </w:r>
+            <w:proofErr w:type="spellEnd"/>
+            <w:r>
+              <w:t xml:space="preserve"> Quản </w:t>
+            </w:r>
+            <w:proofErr w:type="spellStart"/>
+            <w:r>
+              <w:t>lý</w:t>
+            </w:r>
+            <w:proofErr w:type="spellEnd"/>
+            <w:r>
+              <w:t xml:space="preserve"> </w:t>
+            </w:r>
+            <w:proofErr w:type="spellStart"/>
+            <w:r>
+              <w:t>sản</w:t>
+            </w:r>
+            <w:proofErr w:type="spellEnd"/>
+            <w:r>
+              <w:t xml:space="preserve"> </w:t>
+            </w:r>
+            <w:proofErr w:type="spellStart"/>
+            <w:r>
+              <w:t>phẩm</w:t>
+            </w:r>
+            <w:proofErr w:type="spellEnd"/>
+            <w:r>
+              <w:t xml:space="preserve"> </w:t>
+            </w:r>
+            <w:proofErr w:type="spellStart"/>
+            <w:r>
+              <w:t>và</w:t>
+            </w:r>
+            <w:proofErr w:type="spellEnd"/>
+            <w:r>
+              <w:t xml:space="preserve"> AIMS </w:t>
+            </w:r>
+            <w:proofErr w:type="spellStart"/>
+            <w:r>
+              <w:t>khi</w:t>
+            </w:r>
+            <w:proofErr w:type="spellEnd"/>
+            <w:r>
+              <w:t xml:space="preserve"> </w:t>
+            </w:r>
+            <w:proofErr w:type="spellStart"/>
+            <w:r>
+              <w:t>thêm</w:t>
+            </w:r>
+            <w:proofErr w:type="spellEnd"/>
+            <w:r>
+              <w:t xml:space="preserve"> </w:t>
+            </w:r>
+            <w:proofErr w:type="spellStart"/>
+            <w:r>
+              <w:t>một</w:t>
+            </w:r>
+            <w:proofErr w:type="spellEnd"/>
+            <w:r>
+              <w:t xml:space="preserve"> </w:t>
+            </w:r>
+            <w:proofErr w:type="spellStart"/>
+            <w:r>
+              <w:t>sản</w:t>
+            </w:r>
+            <w:proofErr w:type="spellEnd"/>
+            <w:r>
+              <w:t xml:space="preserve"> </w:t>
+            </w:r>
+            <w:proofErr w:type="spellStart"/>
+            <w:r>
+              <w:t>phẩm</w:t>
+            </w:r>
+            <w:proofErr w:type="spellEnd"/>
+            <w:r>
+              <w:t xml:space="preserve"> </w:t>
+            </w:r>
+            <w:proofErr w:type="spellStart"/>
+            <w:r>
+              <w:t>mới</w:t>
+            </w:r>
+            <w:proofErr w:type="spellEnd"/>
+            <w:r>
+              <w:t xml:space="preserve"> </w:t>
+            </w:r>
+            <w:proofErr w:type="spellStart"/>
+            <w:r>
+              <w:t>vào</w:t>
+            </w:r>
+            <w:proofErr w:type="spellEnd"/>
+            <w:r>
+              <w:t xml:space="preserve"> </w:t>
+            </w:r>
+            <w:proofErr w:type="spellStart"/>
+            <w:r>
+              <w:t>cửa</w:t>
+            </w:r>
+            <w:proofErr w:type="spellEnd"/>
+            <w:r>
+              <w:t xml:space="preserve"> </w:t>
+            </w:r>
+            <w:proofErr w:type="spellStart"/>
+            <w:r>
+              <w:t>hàng</w:t>
+            </w:r>
+            <w:proofErr w:type="spellEnd"/>
+            <w:r>
+              <w:t>.</w:t>
             </w:r>
           </w:p>
           <w:p>
@@ -198,27 +371,13 @@
               <w:spacing w:before="0"/>
             </w:pPr>
             <w:r>
-              <w:t>The Product Manager must be logged in.</w:t>
-            </w:r>
-          </w:p>
-          <w:p>
-            <w:pPr>
-              <w:numPr>
-                <w:ilvl w:val="0"/>
-                <w:numId w:val="6"/>
-              </w:numPr>
-              <w:spacing w:before="0"/>
-            </w:pPr>
-            <w:r>
-              <w:t xml:space="preserve">The Product Manager has the necessary </w:t>
-            </w:r>
-            <w:proofErr w:type="gramStart"/>
-            <w:r>
-              <w:t>permissions</w:t>
-            </w:r>
-            <w:proofErr w:type="gramEnd"/>
-            <w:r>
-              <w:t xml:space="preserve"> to add products.</w:t>
+              <w:t>Quản</w:t>
+            </w:r>
+            <w:r>
+              <w:rPr>
+                <w:lang w:val="vi-VN"/>
+              </w:rPr>
+              <w:t xml:space="preserve"> lí sản phẩm phải đăng nhập vào AIMS rồi</w:t>
             </w:r>
           </w:p>
           <w:p>
@@ -253,7 +412,13 @@
               <w:ind w:left="1559"/>
             </w:pPr>
             <w:r>
-              <w:t>The Product Manager selects the option to add a new product.</w:t>
+              <w:t>Quản</w:t>
+            </w:r>
+            <w:r>
+              <w:rPr>
+                <w:lang w:val="vi-VN"/>
+              </w:rPr>
+              <w:t xml:space="preserve"> lí yêu cầu thêm sản phẩm </w:t>
             </w:r>
           </w:p>
           <w:p>
@@ -266,7 +431,13 @@
               <w:ind w:left="1559"/>
             </w:pPr>
             <w:r>
-              <w:t>The AIMS software displays the product entry form.</w:t>
+              <w:t>Hiển</w:t>
+            </w:r>
+            <w:r>
+              <w:rPr>
+                <w:lang w:val="vi-VN"/>
+              </w:rPr>
+              <w:t xml:space="preserve"> thị form nhập thông tin sản phẩm </w:t>
             </w:r>
           </w:p>
           <w:p>
@@ -279,7 +450,69 @@
               <w:ind w:left="1559"/>
             </w:pPr>
             <w:r>
-              <w:t>The Product Manager enters product details (title, category, value, price, etc.).</w:t>
+              <w:t>Quản</w:t>
+            </w:r>
+            <w:r>
+              <w:rPr>
+                <w:lang w:val="vi-VN"/>
+              </w:rPr>
+              <w:t xml:space="preserve"> lí sản phẩm nhập chi tiết thông tin sản phẩm </w:t>
+            </w:r>
+            <w:proofErr w:type="gramStart"/>
+            <w:r>
+              <w:rPr>
+                <w:lang w:val="vi-VN"/>
+              </w:rPr>
+              <w:t>( tên</w:t>
+            </w:r>
+            <w:proofErr w:type="gramEnd"/>
+            <w:r>
+              <w:rPr>
+                <w:lang w:val="vi-VN"/>
+              </w:rPr>
+              <w:t xml:space="preserve"> , </w:t>
+            </w:r>
+            <w:proofErr w:type="gramStart"/>
+            <w:r>
+              <w:rPr>
+                <w:lang w:val="vi-VN"/>
+              </w:rPr>
+              <w:t>loại ,</w:t>
+            </w:r>
+            <w:proofErr w:type="gramEnd"/>
+            <w:r>
+              <w:rPr>
+                <w:lang w:val="vi-VN"/>
+              </w:rPr>
+              <w:t xml:space="preserve"> mô </w:t>
+            </w:r>
+            <w:proofErr w:type="gramStart"/>
+            <w:r>
+              <w:rPr>
+                <w:lang w:val="vi-VN"/>
+              </w:rPr>
+              <w:t>tả ,</w:t>
+            </w:r>
+            <w:proofErr w:type="gramEnd"/>
+            <w:r>
+              <w:rPr>
+                <w:lang w:val="vi-VN"/>
+              </w:rPr>
+              <w:t xml:space="preserve"> số </w:t>
+            </w:r>
+            <w:proofErr w:type="gramStart"/>
+            <w:r>
+              <w:rPr>
+                <w:lang w:val="vi-VN"/>
+              </w:rPr>
+              <w:t>lượng ,</w:t>
+            </w:r>
+            <w:proofErr w:type="gramEnd"/>
+            <w:r>
+              <w:rPr>
+                <w:lang w:val="vi-VN"/>
+              </w:rPr>
+              <w:t xml:space="preserve"> ...)</w:t>
             </w:r>
           </w:p>
           <w:p>
@@ -292,7 +525,13 @@
               <w:ind w:left="1559"/>
             </w:pPr>
             <w:r>
-              <w:t>The AIMS software validates the input fields.</w:t>
+              <w:t>AIMS</w:t>
+            </w:r>
+            <w:r>
+              <w:rPr>
+                <w:lang w:val="vi-VN"/>
+              </w:rPr>
+              <w:t xml:space="preserve"> kiểm tra các thông tin sản phẩm </w:t>
             </w:r>
           </w:p>
           <w:p>
@@ -305,7 +544,13 @@
               <w:ind w:left="1559"/>
             </w:pPr>
             <w:r>
-              <w:t>The Product Manager submits the form.</w:t>
+              <w:t>Quản</w:t>
+            </w:r>
+            <w:r>
+              <w:rPr>
+                <w:lang w:val="vi-VN"/>
+              </w:rPr>
+              <w:t xml:space="preserve"> lí sản phẩm gửi yêu cầu thêm sản phẩm</w:t>
             </w:r>
           </w:p>
           <w:p>
@@ -318,7 +563,13 @@
               <w:ind w:left="1559"/>
             </w:pPr>
             <w:r>
-              <w:t>The AIMS software stores the new product in the database.</w:t>
+              <w:t>AIMS</w:t>
+            </w:r>
+            <w:r>
+              <w:rPr>
+                <w:lang w:val="vi-VN"/>
+              </w:rPr>
+              <w:t xml:space="preserve"> thêm sản phẩm và cật nhật cơ sở dữ liệu</w:t>
             </w:r>
           </w:p>
           <w:p>
@@ -331,20 +582,13 @@
               <w:ind w:left="1559"/>
             </w:pPr>
             <w:r>
-              <w:t>The AIMS software confirms the successful addition of the product.</w:t>
-            </w:r>
-          </w:p>
-          <w:p>
-            <w:pPr>
-              <w:numPr>
-                <w:ilvl w:val="0"/>
-                <w:numId w:val="4"/>
-              </w:numPr>
-              <w:spacing w:before="0"/>
-              <w:ind w:left="1559"/>
-            </w:pPr>
-            <w:r>
-              <w:t>The system updates the product list.</w:t>
+              <w:t>AIMS</w:t>
+            </w:r>
+            <w:r>
+              <w:rPr>
+                <w:lang w:val="vi-VN"/>
+              </w:rPr>
+              <w:t xml:space="preserve"> thông báo thành công</w:t>
             </w:r>
           </w:p>
           <w:p>
@@ -595,14 +839,61 @@
                     <w:rPr>
                       <w:sz w:val="20"/>
                       <w:szCs w:val="20"/>
-                    </w:rPr>
-                  </w:pPr>
-                  <w:r>
-                    <w:rPr>
-                      <w:sz w:val="20"/>
-                      <w:szCs w:val="20"/>
-                    </w:rPr>
-                    <w:t>If any required field is missing or incorrect</w:t>
+                      <w:lang w:val="vi-VN"/>
+                    </w:rPr>
+                  </w:pPr>
+                  <w:proofErr w:type="spellStart"/>
+                  <w:r>
+                    <w:rPr>
+                      <w:sz w:val="20"/>
+                      <w:szCs w:val="20"/>
+                    </w:rPr>
+                    <w:t>Kiêm</w:t>
+                  </w:r>
+                  <w:proofErr w:type="spellEnd"/>
+                  <w:r>
+                    <w:rPr>
+                      <w:sz w:val="20"/>
+                      <w:szCs w:val="20"/>
+                      <w:lang w:val="vi-VN"/>
+                    </w:rPr>
+                    <w:t xml:space="preserve"> tra các trường dữ liệu phải đúng kiểu dữ liệu của trường (ex: số hoặc </w:t>
+                  </w:r>
+                  <w:proofErr w:type="gramStart"/>
+                  <w:r>
+                    <w:rPr>
+                      <w:sz w:val="20"/>
+                      <w:szCs w:val="20"/>
+                      <w:lang w:val="vi-VN"/>
+                    </w:rPr>
+                    <w:t>mail ,</w:t>
+                  </w:r>
+                  <w:proofErr w:type="gramEnd"/>
+                  <w:r>
+                    <w:rPr>
+                      <w:sz w:val="20"/>
+                      <w:szCs w:val="20"/>
+                      <w:lang w:val="vi-VN"/>
+                    </w:rPr>
+                    <w:t xml:space="preserve"> hoặc chuỗi</w:t>
+                  </w:r>
+                  <w:proofErr w:type="gramStart"/>
+                  <w:r>
+                    <w:rPr>
+                      <w:sz w:val="20"/>
+                      <w:szCs w:val="20"/>
+                      <w:lang w:val="vi-VN"/>
+                    </w:rPr>
+                    <w:t xml:space="preserve"> ,...</w:t>
+                  </w:r>
+                  <w:proofErr w:type="gramEnd"/>
+                  <w:r>
+                    <w:rPr>
+                      <w:sz w:val="20"/>
+                      <w:szCs w:val="20"/>
+                      <w:lang w:val="vi-VN"/>
+                    </w:rPr>
+                    <w:t>) , kiểm tra các trường thông tin không được trống trường nào</w:t>
                   </w:r>
                 </w:p>
               </w:tc>
@@ -636,12 +927,22 @@
                       <w:szCs w:val="20"/>
                     </w:rPr>
                   </w:pPr>
-                  <w:r>
-                    <w:rPr>
-                      <w:sz w:val="20"/>
-                      <w:szCs w:val="20"/>
-                    </w:rPr>
-                    <w:t>AIMS software highlights invalid fields</w:t>
+                  <w:proofErr w:type="spellStart"/>
+                  <w:r>
+                    <w:rPr>
+                      <w:sz w:val="20"/>
+                      <w:szCs w:val="20"/>
+                    </w:rPr>
+                    <w:t>Nếu</w:t>
+                  </w:r>
+                  <w:proofErr w:type="spellEnd"/>
+                  <w:r>
+                    <w:rPr>
+                      <w:sz w:val="20"/>
+                      <w:szCs w:val="20"/>
+                      <w:lang w:val="vi-VN"/>
+                    </w:rPr>
+                    <w:t xml:space="preserve"> có thông tin nào sai sẽ báo lỗi và yêu cầu nhập lại </w:t>
                   </w:r>
                 </w:p>
               </w:tc>
@@ -654,14 +955,22 @@
                     <w:rPr>
                       <w:sz w:val="20"/>
                       <w:szCs w:val="20"/>
-                    </w:rPr>
-                  </w:pPr>
-                  <w:r>
-                    <w:rPr>
-                      <w:sz w:val="20"/>
-                      <w:szCs w:val="20"/>
-                    </w:rPr>
-                    <w:t>At Step 2</w:t>
+                      <w:lang w:val="vi-VN"/>
+                    </w:rPr>
+                  </w:pPr>
+                  <w:r>
+                    <w:rPr>
+                      <w:sz w:val="20"/>
+                      <w:szCs w:val="20"/>
+                    </w:rPr>
+                    <w:t xml:space="preserve">At Step </w:t>
+                  </w:r>
+                  <w:r>
+                    <w:rPr>
+                      <w:sz w:val="20"/>
+                      <w:szCs w:val="20"/>
+                    </w:rPr>
+                    <w:t>2</w:t>
                   </w:r>
                 </w:p>
               </w:tc>
@@ -730,8 +1039,8 @@
               <w:gridCol w:w="1350"/>
               <w:gridCol w:w="1545"/>
               <w:gridCol w:w="1245"/>
-              <w:gridCol w:w="1980"/>
-              <w:gridCol w:w="1725"/>
+              <w:gridCol w:w="1870"/>
+              <w:gridCol w:w="1835"/>
             </w:tblGrid>
             <w:tr>
               <w:tc>
@@ -832,7 +1141,7 @@
               </w:tc>
               <w:tc>
                 <w:tcPr>
-                  <w:tcW w:w="1980" w:type="dxa"/>
+                  <w:tcW w:w="1870" w:type="dxa"/>
                   <w:shd w:val="clear" w:color="auto" w:fill="FAC090"/>
                   <w:vAlign w:val="center"/>
                 </w:tcPr>
@@ -856,7 +1165,7 @@
               </w:tc>
               <w:tc>
                 <w:tcPr>
-                  <w:tcW w:w="1725" w:type="dxa"/>
+                  <w:tcW w:w="1835" w:type="dxa"/>
                   <w:shd w:val="clear" w:color="auto" w:fill="FAC090"/>
                   <w:vAlign w:val="center"/>
                 </w:tcPr>
@@ -902,6 +1211,7 @@
                       <w:sz w:val="20"/>
                       <w:szCs w:val="20"/>
                     </w:rPr>
+                    <w:lastRenderedPageBreak/>
                     <w:t>1</w:t>
                   </w:r>
                 </w:p>
@@ -916,6 +1226,7 @@
                     <w:rPr>
                       <w:sz w:val="20"/>
                       <w:szCs w:val="20"/>
+                      <w:lang w:val="vi-VN"/>
                     </w:rPr>
                   </w:pPr>
                   <w:r>
@@ -938,14 +1249,25 @@
                     <w:rPr>
                       <w:sz w:val="20"/>
                       <w:szCs w:val="20"/>
-                    </w:rPr>
-                  </w:pPr>
-                  <w:r>
-                    <w:rPr>
-                      <w:sz w:val="20"/>
-                      <w:szCs w:val="20"/>
-                    </w:rPr>
-                    <w:t>Name of the product</w:t>
+                      <w:lang w:val="vi-VN"/>
+                    </w:rPr>
+                  </w:pPr>
+                  <w:proofErr w:type="spellStart"/>
+                  <w:r>
+                    <w:rPr>
+                      <w:sz w:val="20"/>
+                      <w:szCs w:val="20"/>
+                    </w:rPr>
+                    <w:t>Tên</w:t>
+                  </w:r>
+                  <w:proofErr w:type="spellEnd"/>
+                  <w:r>
+                    <w:rPr>
+                      <w:sz w:val="20"/>
+                      <w:szCs w:val="20"/>
+                      <w:lang w:val="vi-VN"/>
+                    </w:rPr>
+                    <w:t xml:space="preserve"> sản phẩm </w:t>
                   </w:r>
                 </w:p>
               </w:tc>
@@ -972,28 +1294,54 @@
               </w:tc>
               <w:tc>
                 <w:tcPr>
-                  <w:tcW w:w="1980" w:type="dxa"/>
-                  <w:vAlign w:val="center"/>
-                </w:tcPr>
-                <w:p>
-                  <w:pPr>
-                    <w:rPr>
-                      <w:sz w:val="20"/>
-                      <w:szCs w:val="20"/>
-                    </w:rPr>
-                  </w:pPr>
-                  <w:r>
-                    <w:rPr>
-                      <w:sz w:val="20"/>
-                      <w:szCs w:val="20"/>
-                    </w:rPr>
-                    <w:t>Non-empty string</w:t>
-                  </w:r>
-                </w:p>
-              </w:tc>
-              <w:tc>
-                <w:tcPr>
-                  <w:tcW w:w="1725" w:type="dxa"/>
+                  <w:tcW w:w="1870" w:type="dxa"/>
+                  <w:vAlign w:val="center"/>
+                </w:tcPr>
+                <w:p>
+                  <w:pPr>
+                    <w:rPr>
+                      <w:sz w:val="20"/>
+                      <w:szCs w:val="20"/>
+                      <w:lang w:val="vi-VN"/>
+                    </w:rPr>
+                  </w:pPr>
+                  <w:r>
+                    <w:rPr>
+                      <w:sz w:val="20"/>
+                      <w:szCs w:val="20"/>
+                    </w:rPr>
+                    <w:t xml:space="preserve">Non-empty </w:t>
+                  </w:r>
+                  <w:proofErr w:type="gramStart"/>
+                  <w:r>
+                    <w:rPr>
+                      <w:sz w:val="20"/>
+                      <w:szCs w:val="20"/>
+                    </w:rPr>
+                    <w:t>string</w:t>
+                  </w:r>
+                  <w:r>
+                    <w:rPr>
+                      <w:sz w:val="20"/>
+                      <w:szCs w:val="20"/>
+                      <w:lang w:val="vi-VN"/>
+                    </w:rPr>
+                    <w:t xml:space="preserve"> ,</w:t>
+                  </w:r>
+                  <w:proofErr w:type="gramEnd"/>
+                  <w:r>
+                    <w:rPr>
+                      <w:sz w:val="20"/>
+                      <w:szCs w:val="20"/>
+                      <w:lang w:val="vi-VN"/>
+                    </w:rPr>
+                    <w:t xml:space="preserve"> chỉ được tối đa 30 kí tự </w:t>
+                  </w:r>
+                </w:p>
+              </w:tc>
+              <w:tc>
+                <w:tcPr>
+                  <w:tcW w:w="1835" w:type="dxa"/>
                   <w:vAlign w:val="center"/>
                 </w:tcPr>
                 <w:p>
@@ -1028,7 +1376,6 @@
                       <w:sz w:val="20"/>
                       <w:szCs w:val="20"/>
                     </w:rPr>
-                    <w:lastRenderedPageBreak/>
                     <w:t>2</w:t>
                   </w:r>
                   <w:r>
@@ -1068,14 +1415,25 @@
                     <w:rPr>
                       <w:sz w:val="20"/>
                       <w:szCs w:val="20"/>
-                    </w:rPr>
-                  </w:pPr>
-                  <w:r>
-                    <w:rPr>
-                      <w:sz w:val="20"/>
-                      <w:szCs w:val="20"/>
-                    </w:rPr>
-                    <w:t>Product category</w:t>
+                      <w:lang w:val="vi-VN"/>
+                    </w:rPr>
+                  </w:pPr>
+                  <w:proofErr w:type="spellStart"/>
+                  <w:r>
+                    <w:rPr>
+                      <w:sz w:val="20"/>
+                      <w:szCs w:val="20"/>
+                    </w:rPr>
+                    <w:t>Nhãn</w:t>
+                  </w:r>
+                  <w:proofErr w:type="spellEnd"/>
+                  <w:r>
+                    <w:rPr>
+                      <w:sz w:val="20"/>
+                      <w:szCs w:val="20"/>
+                      <w:lang w:val="vi-VN"/>
+                    </w:rPr>
+                    <w:t xml:space="preserve"> SP</w:t>
                   </w:r>
                 </w:p>
               </w:tc>
@@ -1102,28 +1460,39 @@
               </w:tc>
               <w:tc>
                 <w:tcPr>
-                  <w:tcW w:w="1980" w:type="dxa"/>
-                  <w:vAlign w:val="center"/>
-                </w:tcPr>
-                <w:p>
-                  <w:pPr>
-                    <w:rPr>
-                      <w:sz w:val="20"/>
-                      <w:szCs w:val="20"/>
-                    </w:rPr>
-                  </w:pPr>
-                  <w:r>
-                    <w:rPr>
-                      <w:sz w:val="20"/>
-                      <w:szCs w:val="20"/>
-                    </w:rPr>
-                    <w:t>Selected from predefined list</w:t>
-                  </w:r>
-                </w:p>
-              </w:tc>
-              <w:tc>
-                <w:tcPr>
-                  <w:tcW w:w="1725" w:type="dxa"/>
+                  <w:tcW w:w="1870" w:type="dxa"/>
+                  <w:vAlign w:val="center"/>
+                </w:tcPr>
+                <w:p>
+                  <w:pPr>
+                    <w:rPr>
+                      <w:sz w:val="20"/>
+                      <w:szCs w:val="20"/>
+                      <w:lang w:val="vi-VN"/>
+                    </w:rPr>
+                  </w:pPr>
+                  <w:proofErr w:type="spellStart"/>
+                  <w:r>
+                    <w:rPr>
+                      <w:sz w:val="20"/>
+                      <w:szCs w:val="20"/>
+                    </w:rPr>
+                    <w:t>Được</w:t>
+                  </w:r>
+                  <w:proofErr w:type="spellEnd"/>
+                  <w:r>
+                    <w:rPr>
+                      <w:sz w:val="20"/>
+                      <w:szCs w:val="20"/>
+                      <w:lang w:val="vi-VN"/>
+                    </w:rPr>
+                    <w:t xml:space="preserve"> chọn từ danh sách định trước </w:t>
+                  </w:r>
+                </w:p>
+              </w:tc>
+              <w:tc>
+                <w:tcPr>
+                  <w:tcW w:w="1835" w:type="dxa"/>
                   <w:vAlign w:val="center"/>
                 </w:tcPr>
                 <w:p>
@@ -1198,14 +1567,32 @@
                     <w:rPr>
                       <w:sz w:val="20"/>
                       <w:szCs w:val="20"/>
-                    </w:rPr>
-                  </w:pPr>
-                  <w:r>
-                    <w:rPr>
-                      <w:sz w:val="20"/>
-                      <w:szCs w:val="20"/>
-                    </w:rPr>
-                    <w:t>Base price of the product (before VAT)</w:t>
+                      <w:lang w:val="vi-VN"/>
+                    </w:rPr>
+                  </w:pPr>
+                  <w:proofErr w:type="spellStart"/>
+                  <w:r>
+                    <w:rPr>
+                      <w:sz w:val="20"/>
+                      <w:szCs w:val="20"/>
+                    </w:rPr>
+                    <w:t>Giá</w:t>
+                  </w:r>
+                  <w:proofErr w:type="spellEnd"/>
+                  <w:r>
+                    <w:rPr>
+                      <w:sz w:val="20"/>
+                      <w:szCs w:val="20"/>
+                      <w:lang w:val="vi-VN"/>
+                    </w:rPr>
+                    <w:t xml:space="preserve"> gốc </w:t>
+                  </w:r>
+                  <w:r>
+                    <w:rPr>
+                      <w:sz w:val="20"/>
+                      <w:szCs w:val="20"/>
+                    </w:rPr>
+                    <w:t>(before VAT)</w:t>
                   </w:r>
                 </w:p>
               </w:tc>
@@ -1232,28 +1619,39 @@
               </w:tc>
               <w:tc>
                 <w:tcPr>
-                  <w:tcW w:w="1980" w:type="dxa"/>
-                  <w:vAlign w:val="center"/>
-                </w:tcPr>
-                <w:p>
-                  <w:pPr>
-                    <w:rPr>
-                      <w:sz w:val="20"/>
-                      <w:szCs w:val="20"/>
-                    </w:rPr>
-                  </w:pPr>
-                  <w:r>
-                    <w:rPr>
-                      <w:sz w:val="20"/>
-                      <w:szCs w:val="20"/>
-                    </w:rPr>
-                    <w:t>Positive number</w:t>
-                  </w:r>
-                </w:p>
-              </w:tc>
-              <w:tc>
-                <w:tcPr>
-                  <w:tcW w:w="1725" w:type="dxa"/>
+                  <w:tcW w:w="1870" w:type="dxa"/>
+                  <w:vAlign w:val="center"/>
+                </w:tcPr>
+                <w:p>
+                  <w:pPr>
+                    <w:rPr>
+                      <w:sz w:val="20"/>
+                      <w:szCs w:val="20"/>
+                      <w:lang w:val="vi-VN"/>
+                    </w:rPr>
+                  </w:pPr>
+                  <w:proofErr w:type="spellStart"/>
+                  <w:r>
+                    <w:rPr>
+                      <w:sz w:val="20"/>
+                      <w:szCs w:val="20"/>
+                    </w:rPr>
+                    <w:t>Số</w:t>
+                  </w:r>
+                  <w:proofErr w:type="spellEnd"/>
+                  <w:r>
+                    <w:rPr>
+                      <w:sz w:val="20"/>
+                      <w:szCs w:val="20"/>
+                      <w:lang w:val="vi-VN"/>
+                    </w:rPr>
+                    <w:t xml:space="preserve"> thực không âm</w:t>
+                  </w:r>
+                </w:p>
+              </w:tc>
+              <w:tc>
+                <w:tcPr>
+                  <w:tcW w:w="1835" w:type="dxa"/>
                   <w:vAlign w:val="center"/>
                 </w:tcPr>
                 <w:p>
@@ -1330,12 +1728,46 @@
                       <w:szCs w:val="20"/>
                     </w:rPr>
                   </w:pPr>
-                  <w:r>
-                    <w:rPr>
-                      <w:sz w:val="20"/>
-                      <w:szCs w:val="20"/>
-                    </w:rPr>
-                    <w:t>Selling price (before VAT)</w:t>
+                  <w:proofErr w:type="spellStart"/>
+                  <w:r>
+                    <w:rPr>
+                      <w:sz w:val="20"/>
+                      <w:szCs w:val="20"/>
+                    </w:rPr>
+                    <w:t>Giá</w:t>
+                  </w:r>
+                  <w:proofErr w:type="spellEnd"/>
+                  <w:r>
+                    <w:rPr>
+                      <w:sz w:val="20"/>
+                      <w:szCs w:val="20"/>
+                      <w:lang w:val="vi-VN"/>
+                    </w:rPr>
+                    <w:t xml:space="preserve"> </w:t>
+                  </w:r>
+                  <w:proofErr w:type="gramStart"/>
+                  <w:r>
+                    <w:rPr>
+                      <w:sz w:val="20"/>
+                      <w:szCs w:val="20"/>
+                      <w:lang w:val="vi-VN"/>
+                    </w:rPr>
+                    <w:t>bán</w:t>
+                  </w:r>
+                  <w:r>
+                    <w:rPr>
+                      <w:sz w:val="20"/>
+                      <w:szCs w:val="20"/>
+                    </w:rPr>
+                    <w:t>(</w:t>
+                  </w:r>
+                  <w:proofErr w:type="gramEnd"/>
+                  <w:r>
+                    <w:rPr>
+                      <w:sz w:val="20"/>
+                      <w:szCs w:val="20"/>
+                    </w:rPr>
+                    <w:t>before VAT)</w:t>
                   </w:r>
                 </w:p>
               </w:tc>
@@ -1362,28 +1794,37 @@
               </w:tc>
               <w:tc>
                 <w:tcPr>
-                  <w:tcW w:w="1980" w:type="dxa"/>
-                  <w:vAlign w:val="center"/>
-                </w:tcPr>
-                <w:p>
-                  <w:pPr>
-                    <w:rPr>
-                      <w:sz w:val="20"/>
-                      <w:szCs w:val="20"/>
-                    </w:rPr>
-                  </w:pPr>
-                  <w:r>
-                    <w:rPr>
-                      <w:sz w:val="20"/>
-                      <w:szCs w:val="20"/>
-                    </w:rPr>
-                    <w:t>Between 30%-150% of Value</w:t>
-                  </w:r>
-                </w:p>
-              </w:tc>
-              <w:tc>
-                <w:tcPr>
-                  <w:tcW w:w="1725" w:type="dxa"/>
+                  <w:tcW w:w="1870" w:type="dxa"/>
+                  <w:vAlign w:val="center"/>
+                </w:tcPr>
+                <w:p>
+                  <w:pPr>
+                    <w:rPr>
+                      <w:sz w:val="20"/>
+                      <w:szCs w:val="20"/>
+                      <w:lang w:val="vi-VN"/>
+                    </w:rPr>
+                  </w:pPr>
+                  <w:r>
+                    <w:rPr>
+                      <w:sz w:val="20"/>
+                      <w:szCs w:val="20"/>
+                    </w:rPr>
+                    <w:t>Giao</w:t>
+                  </w:r>
+                  <w:r>
+                    <w:rPr>
+                      <w:sz w:val="20"/>
+                      <w:szCs w:val="20"/>
+                      <w:lang w:val="vi-VN"/>
+                    </w:rPr>
+                    <w:t xml:space="preserve"> động từ 30 – 150% giá gốc </w:t>
+                  </w:r>
+                </w:p>
+              </w:tc>
+              <w:tc>
+                <w:tcPr>
+                  <w:tcW w:w="1835" w:type="dxa"/>
                   <w:vAlign w:val="center"/>
                 </w:tcPr>
                 <w:p>
@@ -1466,14 +1907,25 @@
                     <w:rPr>
                       <w:sz w:val="20"/>
                       <w:szCs w:val="20"/>
-                    </w:rPr>
-                  </w:pPr>
-                  <w:r>
-                    <w:rPr>
-                      <w:sz w:val="20"/>
-                      <w:szCs w:val="20"/>
-                    </w:rPr>
-                    <w:t>Unique product identifier</w:t>
+                      <w:lang w:val="vi-VN"/>
+                    </w:rPr>
+                  </w:pPr>
+                  <w:proofErr w:type="spellStart"/>
+                  <w:r>
+                    <w:rPr>
+                      <w:sz w:val="20"/>
+                      <w:szCs w:val="20"/>
+                    </w:rPr>
+                    <w:t>Mã</w:t>
+                  </w:r>
+                  <w:proofErr w:type="spellEnd"/>
+                  <w:r>
+                    <w:rPr>
+                      <w:sz w:val="20"/>
+                      <w:szCs w:val="20"/>
+                      <w:lang w:val="vi-VN"/>
+                    </w:rPr>
+                    <w:t xml:space="preserve"> vạch</w:t>
                   </w:r>
                 </w:p>
               </w:tc>
@@ -1500,28 +1952,75 @@
               </w:tc>
               <w:tc>
                 <w:tcPr>
-                  <w:tcW w:w="1980" w:type="dxa"/>
-                  <w:vAlign w:val="center"/>
-                </w:tcPr>
-                <w:p>
-                  <w:pPr>
-                    <w:rPr>
-                      <w:sz w:val="20"/>
-                      <w:szCs w:val="20"/>
-                    </w:rPr>
-                  </w:pPr>
-                  <w:r>
-                    <w:rPr>
-                      <w:sz w:val="20"/>
-                      <w:szCs w:val="20"/>
-                    </w:rPr>
-                    <w:t>Alphanumeric string</w:t>
-                  </w:r>
-                </w:p>
-              </w:tc>
-              <w:tc>
-                <w:tcPr>
-                  <w:tcW w:w="1725" w:type="dxa"/>
+                  <w:tcW w:w="1870" w:type="dxa"/>
+                  <w:vAlign w:val="center"/>
+                </w:tcPr>
+                <w:p>
+                  <w:pPr>
+                    <w:rPr>
+                      <w:sz w:val="20"/>
+                      <w:szCs w:val="20"/>
+                      <w:lang w:val="vi-VN"/>
+                    </w:rPr>
+                  </w:pPr>
+                  <w:proofErr w:type="spellStart"/>
+                  <w:r>
+                    <w:rPr>
+                      <w:sz w:val="20"/>
+                      <w:szCs w:val="20"/>
+                    </w:rPr>
+                    <w:t>Chuỗi</w:t>
+                  </w:r>
+                  <w:proofErr w:type="spellEnd"/>
+                  <w:r>
+                    <w:rPr>
+                      <w:sz w:val="20"/>
+                      <w:szCs w:val="20"/>
+                      <w:lang w:val="vi-VN"/>
+                    </w:rPr>
+                    <w:t xml:space="preserve"> chứ và số có giới hạn kí tự </w:t>
+                  </w:r>
+                  <w:proofErr w:type="gramStart"/>
+                  <w:r>
+                    <w:rPr>
+                      <w:sz w:val="20"/>
+                      <w:szCs w:val="20"/>
+                      <w:lang w:val="vi-VN"/>
+                    </w:rPr>
+                    <w:t>( 30</w:t>
+                  </w:r>
+                  <w:proofErr w:type="gramEnd"/>
+                  <w:r>
+                    <w:rPr>
+                      <w:sz w:val="20"/>
+                      <w:szCs w:val="20"/>
+                      <w:lang w:val="vi-VN"/>
+                    </w:rPr>
+                    <w:t xml:space="preserve"> kí </w:t>
+                  </w:r>
+                  <w:proofErr w:type="gramStart"/>
+                  <w:r>
+                    <w:rPr>
+                      <w:sz w:val="20"/>
+                      <w:szCs w:val="20"/>
+                      <w:lang w:val="vi-VN"/>
+                    </w:rPr>
+                    <w:t>tự )</w:t>
+                  </w:r>
+                  <w:proofErr w:type="gramEnd"/>
+                  <w:r>
+                    <w:rPr>
+                      <w:sz w:val="20"/>
+                      <w:szCs w:val="20"/>
+                      <w:lang w:val="vi-VN"/>
+                    </w:rPr>
+                    <w:t xml:space="preserve"> </w:t>
+                  </w:r>
+                </w:p>
+              </w:tc>
+              <w:tc>
+                <w:tcPr>
+                  <w:tcW w:w="1835" w:type="dxa"/>
                   <w:vAlign w:val="center"/>
                 </w:tcPr>
                 <w:p>
@@ -1596,14 +2095,25 @@
                     <w:rPr>
                       <w:sz w:val="20"/>
                       <w:szCs w:val="20"/>
-                    </w:rPr>
-                  </w:pPr>
-                  <w:r>
-                    <w:rPr>
-                      <w:sz w:val="20"/>
-                      <w:szCs w:val="20"/>
-                    </w:rPr>
-                    <w:t>Short product description</w:t>
+                      <w:lang w:val="vi-VN"/>
+                    </w:rPr>
+                  </w:pPr>
+                  <w:proofErr w:type="spellStart"/>
+                  <w:r>
+                    <w:rPr>
+                      <w:sz w:val="20"/>
+                      <w:szCs w:val="20"/>
+                    </w:rPr>
+                    <w:t>Mô</w:t>
+                  </w:r>
+                  <w:proofErr w:type="spellEnd"/>
+                  <w:r>
+                    <w:rPr>
+                      <w:sz w:val="20"/>
+                      <w:szCs w:val="20"/>
+                      <w:lang w:val="vi-VN"/>
+                    </w:rPr>
+                    <w:t xml:space="preserve"> tả ngắn sản phẩm</w:t>
                   </w:r>
                 </w:p>
               </w:tc>
@@ -1630,28 +2140,39 @@
               </w:tc>
               <w:tc>
                 <w:tcPr>
-                  <w:tcW w:w="1980" w:type="dxa"/>
-                  <w:vAlign w:val="center"/>
-                </w:tcPr>
-                <w:p>
-                  <w:pPr>
-                    <w:rPr>
-                      <w:sz w:val="20"/>
-                      <w:szCs w:val="20"/>
-                    </w:rPr>
-                  </w:pPr>
-                  <w:r>
-                    <w:rPr>
-                      <w:sz w:val="20"/>
-                      <w:szCs w:val="20"/>
-                    </w:rPr>
-                    <w:t>String</w:t>
-                  </w:r>
-                </w:p>
-              </w:tc>
-              <w:tc>
-                <w:tcPr>
-                  <w:tcW w:w="1725" w:type="dxa"/>
+                  <w:tcW w:w="1870" w:type="dxa"/>
+                  <w:vAlign w:val="center"/>
+                </w:tcPr>
+                <w:p>
+                  <w:pPr>
+                    <w:rPr>
+                      <w:sz w:val="20"/>
+                      <w:szCs w:val="20"/>
+                      <w:lang w:val="vi-VN"/>
+                    </w:rPr>
+                  </w:pPr>
+                  <w:proofErr w:type="spellStart"/>
+                  <w:r>
+                    <w:rPr>
+                      <w:sz w:val="20"/>
+                      <w:szCs w:val="20"/>
+                    </w:rPr>
+                    <w:t>Mô</w:t>
+                  </w:r>
+                  <w:proofErr w:type="spellEnd"/>
+                  <w:r>
+                    <w:rPr>
+                      <w:sz w:val="20"/>
+                      <w:szCs w:val="20"/>
+                      <w:lang w:val="vi-VN"/>
+                    </w:rPr>
+                    <w:t xml:space="preserve"> tả sản phẩm chỉ được nhập text và chỉ cho 200 kí tự </w:t>
+                  </w:r>
+                </w:p>
+              </w:tc>
+              <w:tc>
+                <w:tcPr>
+                  <w:tcW w:w="1835" w:type="dxa"/>
                   <w:vAlign w:val="center"/>
                 </w:tcPr>
                 <w:p>
@@ -1726,14 +2247,25 @@
                     <w:rPr>
                       <w:sz w:val="20"/>
                       <w:szCs w:val="20"/>
-                    </w:rPr>
-                  </w:pPr>
-                  <w:r>
-                    <w:rPr>
-                      <w:sz w:val="20"/>
-                      <w:szCs w:val="20"/>
-                    </w:rPr>
-                    <w:t>Number of items available in stock</w:t>
+                      <w:lang w:val="vi-VN"/>
+                    </w:rPr>
+                  </w:pPr>
+                  <w:proofErr w:type="spellStart"/>
+                  <w:r>
+                    <w:rPr>
+                      <w:sz w:val="20"/>
+                      <w:szCs w:val="20"/>
+                    </w:rPr>
+                    <w:t>Số</w:t>
+                  </w:r>
+                  <w:proofErr w:type="spellEnd"/>
+                  <w:r>
+                    <w:rPr>
+                      <w:sz w:val="20"/>
+                      <w:szCs w:val="20"/>
+                      <w:lang w:val="vi-VN"/>
+                    </w:rPr>
+                    <w:t xml:space="preserve"> lượng sản phẩm ở kho hàng </w:t>
                   </w:r>
                 </w:p>
               </w:tc>
@@ -1760,28 +2292,39 @@
               </w:tc>
               <w:tc>
                 <w:tcPr>
-                  <w:tcW w:w="1980" w:type="dxa"/>
-                  <w:vAlign w:val="center"/>
-                </w:tcPr>
-                <w:p>
-                  <w:pPr>
-                    <w:rPr>
-                      <w:sz w:val="20"/>
-                      <w:szCs w:val="20"/>
-                    </w:rPr>
-                  </w:pPr>
-                  <w:r>
-                    <w:rPr>
-                      <w:sz w:val="20"/>
-                      <w:szCs w:val="20"/>
-                    </w:rPr>
-                    <w:t>Non-negative integer</w:t>
-                  </w:r>
-                </w:p>
-              </w:tc>
-              <w:tc>
-                <w:tcPr>
-                  <w:tcW w:w="1725" w:type="dxa"/>
+                  <w:tcW w:w="1870" w:type="dxa"/>
+                  <w:vAlign w:val="center"/>
+                </w:tcPr>
+                <w:p>
+                  <w:pPr>
+                    <w:rPr>
+                      <w:sz w:val="20"/>
+                      <w:szCs w:val="20"/>
+                      <w:lang w:val="vi-VN"/>
+                    </w:rPr>
+                  </w:pPr>
+                  <w:proofErr w:type="spellStart"/>
+                  <w:r>
+                    <w:rPr>
+                      <w:sz w:val="20"/>
+                      <w:szCs w:val="20"/>
+                    </w:rPr>
+                    <w:t>Số</w:t>
+                  </w:r>
+                  <w:proofErr w:type="spellEnd"/>
+                  <w:r>
+                    <w:rPr>
+                      <w:sz w:val="20"/>
+                      <w:szCs w:val="20"/>
+                      <w:lang w:val="vi-VN"/>
+                    </w:rPr>
+                    <w:t xml:space="preserve"> nguyên không âm</w:t>
+                  </w:r>
+                </w:p>
+              </w:tc>
+              <w:tc>
+                <w:tcPr>
+                  <w:tcW w:w="1835" w:type="dxa"/>
                   <w:vAlign w:val="center"/>
                 </w:tcPr>
                 <w:p>
@@ -1856,14 +2399,25 @@
                     <w:rPr>
                       <w:sz w:val="20"/>
                       <w:szCs w:val="20"/>
-                    </w:rPr>
-                  </w:pPr>
-                  <w:r>
-                    <w:rPr>
-                      <w:sz w:val="20"/>
-                      <w:szCs w:val="20"/>
-                    </w:rPr>
-                    <w:t>Date the product was added to inventory</w:t>
+                      <w:lang w:val="vi-VN"/>
+                    </w:rPr>
+                  </w:pPr>
+                  <w:proofErr w:type="spellStart"/>
+                  <w:r>
+                    <w:rPr>
+                      <w:sz w:val="20"/>
+                      <w:szCs w:val="20"/>
+                    </w:rPr>
+                    <w:t>Ngày</w:t>
+                  </w:r>
+                  <w:proofErr w:type="spellEnd"/>
+                  <w:r>
+                    <w:rPr>
+                      <w:sz w:val="20"/>
+                      <w:szCs w:val="20"/>
+                      <w:lang w:val="vi-VN"/>
+                    </w:rPr>
+                    <w:t xml:space="preserve"> nhập sản phẩm</w:t>
                   </w:r>
                 </w:p>
               </w:tc>
@@ -1890,7 +2444,7 @@
               </w:tc>
               <w:tc>
                 <w:tcPr>
-                  <w:tcW w:w="1980" w:type="dxa"/>
+                  <w:tcW w:w="1870" w:type="dxa"/>
                   <w:vAlign w:val="center"/>
                 </w:tcPr>
                 <w:p>
@@ -1899,20 +2453,47 @@
                     <w:rPr>
                       <w:sz w:val="20"/>
                       <w:szCs w:val="20"/>
-                    </w:rPr>
-                  </w:pPr>
-                  <w:r>
-                    <w:rPr>
-                      <w:sz w:val="20"/>
-                      <w:szCs w:val="20"/>
-                    </w:rPr>
-                    <w:t>Valid date format (YYYY-MM-DD)</w:t>
-                  </w:r>
-                </w:p>
-              </w:tc>
-              <w:tc>
-                <w:tcPr>
-                  <w:tcW w:w="1725" w:type="dxa"/>
+                      <w:lang w:val="vi-VN"/>
+                    </w:rPr>
+                  </w:pPr>
+                  <w:proofErr w:type="spellStart"/>
+                  <w:r>
+                    <w:rPr>
+                      <w:sz w:val="20"/>
+                      <w:szCs w:val="20"/>
+                    </w:rPr>
+                    <w:t>Phải</w:t>
+                  </w:r>
+                  <w:proofErr w:type="spellEnd"/>
+                  <w:r>
+                    <w:rPr>
+                      <w:sz w:val="20"/>
+                      <w:szCs w:val="20"/>
+                      <w:lang w:val="vi-VN"/>
+                    </w:rPr>
+                    <w:t xml:space="preserve"> có định dạng</w:t>
+                  </w:r>
+                </w:p>
+                <w:p>
+                  <w:pPr>
+                    <w:jc w:val="left"/>
+                    <w:rPr>
+                      <w:sz w:val="20"/>
+                      <w:szCs w:val="20"/>
+                    </w:rPr>
+                  </w:pPr>
+                  <w:r>
+                    <w:rPr>
+                      <w:sz w:val="20"/>
+                      <w:szCs w:val="20"/>
+                    </w:rPr>
+                    <w:t>(YYYY-MM-DD)</w:t>
+                  </w:r>
+                </w:p>
+              </w:tc>
+              <w:tc>
+                <w:tcPr>
+                  <w:tcW w:w="1835" w:type="dxa"/>
                   <w:vAlign w:val="center"/>
                 </w:tcPr>
                 <w:p>
@@ -1965,6 +2546,7 @@
                     <w:rPr>
                       <w:sz w:val="20"/>
                       <w:szCs w:val="20"/>
+                      <w:lang w:val="vi-VN"/>
                     </w:rPr>
                   </w:pPr>
                   <w:r>
@@ -1988,12 +2570,29 @@
                       <w:szCs w:val="20"/>
                     </w:rPr>
                   </w:pPr>
-                  <w:r>
-                    <w:rPr>
-                      <w:sz w:val="20"/>
-                      <w:szCs w:val="20"/>
-                    </w:rPr>
-                    <w:t>Product dimensions (L x W x H)</w:t>
+                  <w:proofErr w:type="spellStart"/>
+                  <w:r>
+                    <w:rPr>
+                      <w:sz w:val="20"/>
+                      <w:szCs w:val="20"/>
+                    </w:rPr>
+                    <w:t>Kích</w:t>
+                  </w:r>
+                  <w:proofErr w:type="spellEnd"/>
+                  <w:r>
+                    <w:rPr>
+                      <w:sz w:val="20"/>
+                      <w:szCs w:val="20"/>
+                      <w:lang w:val="vi-VN"/>
+                    </w:rPr>
+                    <w:t xml:space="preserve"> thước sản phẩm </w:t>
+                  </w:r>
+                  <w:r>
+                    <w:rPr>
+                      <w:sz w:val="20"/>
+                      <w:szCs w:val="20"/>
+                    </w:rPr>
+                    <w:t>(L x W x H)</w:t>
                   </w:r>
                 </w:p>
               </w:tc>
@@ -2020,28 +2619,55 @@
               </w:tc>
               <w:tc>
                 <w:tcPr>
-                  <w:tcW w:w="1980" w:type="dxa"/>
-                  <w:vAlign w:val="center"/>
-                </w:tcPr>
-                <w:p>
-                  <w:pPr>
-                    <w:rPr>
-                      <w:sz w:val="20"/>
-                      <w:szCs w:val="20"/>
-                    </w:rPr>
-                  </w:pPr>
-                  <w:r>
-                    <w:rPr>
-                      <w:sz w:val="20"/>
-                      <w:szCs w:val="20"/>
-                    </w:rPr>
-                    <w:t>Numeric values in cm</w:t>
-                  </w:r>
-                </w:p>
-              </w:tc>
-              <w:tc>
-                <w:tcPr>
-                  <w:tcW w:w="1725" w:type="dxa"/>
+                  <w:tcW w:w="1870" w:type="dxa"/>
+                  <w:vAlign w:val="center"/>
+                </w:tcPr>
+                <w:p>
+                  <w:pPr>
+                    <w:rPr>
+                      <w:sz w:val="20"/>
+                      <w:szCs w:val="20"/>
+                      <w:lang w:val="vi-VN"/>
+                    </w:rPr>
+                  </w:pPr>
+                  <w:r>
+                    <w:rPr>
+                      <w:sz w:val="20"/>
+                      <w:szCs w:val="20"/>
+                    </w:rPr>
+                    <w:t>Định</w:t>
+                  </w:r>
+                  <w:r>
+                    <w:rPr>
+                      <w:sz w:val="20"/>
+                      <w:szCs w:val="20"/>
+                      <w:lang w:val="vi-VN"/>
+                    </w:rPr>
+                    <w:t xml:space="preserve"> dạng số </w:t>
+                  </w:r>
+                  <w:proofErr w:type="gramStart"/>
+                  <w:r>
+                    <w:rPr>
+                      <w:sz w:val="20"/>
+                      <w:szCs w:val="20"/>
+                      <w:lang w:val="vi-VN"/>
+                    </w:rPr>
+                    <w:t>nguyên  không</w:t>
+                  </w:r>
+                  <w:proofErr w:type="gramEnd"/>
+                  <w:r>
+                    <w:rPr>
+                      <w:sz w:val="20"/>
+                      <w:szCs w:val="20"/>
+                      <w:lang w:val="vi-VN"/>
+                    </w:rPr>
+                    <w:t xml:space="preserve"> âm </w:t>
+                  </w:r>
+                </w:p>
+              </w:tc>
+              <w:tc>
+                <w:tcPr>
+                  <w:tcW w:w="1835" w:type="dxa"/>
                   <w:vAlign w:val="center"/>
                 </w:tcPr>
                 <w:p>
@@ -2115,14 +2741,25 @@
                     <w:rPr>
                       <w:sz w:val="20"/>
                       <w:szCs w:val="20"/>
-                    </w:rPr>
-                  </w:pPr>
-                  <w:r>
-                    <w:rPr>
-                      <w:sz w:val="20"/>
-                      <w:szCs w:val="20"/>
-                    </w:rPr>
-                    <w:t>Product weight</w:t>
+                      <w:lang w:val="vi-VN"/>
+                    </w:rPr>
+                  </w:pPr>
+                  <w:proofErr w:type="spellStart"/>
+                  <w:r>
+                    <w:rPr>
+                      <w:sz w:val="20"/>
+                      <w:szCs w:val="20"/>
+                    </w:rPr>
+                    <w:t>Cân</w:t>
+                  </w:r>
+                  <w:proofErr w:type="spellEnd"/>
+                  <w:r>
+                    <w:rPr>
+                      <w:sz w:val="20"/>
+                      <w:szCs w:val="20"/>
+                      <w:lang w:val="vi-VN"/>
+                    </w:rPr>
+                    <w:t xml:space="preserve"> nặng sản phẩm</w:t>
                   </w:r>
                 </w:p>
               </w:tc>
@@ -2149,28 +2786,39 @@
               </w:tc>
               <w:tc>
                 <w:tcPr>
-                  <w:tcW w:w="1980" w:type="dxa"/>
-                  <w:vAlign w:val="center"/>
-                </w:tcPr>
-                <w:p>
-                  <w:pPr>
-                    <w:rPr>
-                      <w:sz w:val="20"/>
-                      <w:szCs w:val="20"/>
-                    </w:rPr>
-                  </w:pPr>
-                  <w:r>
-                    <w:rPr>
-                      <w:sz w:val="20"/>
-                      <w:szCs w:val="20"/>
-                    </w:rPr>
-                    <w:t>Numeric value in kg</w:t>
-                  </w:r>
-                </w:p>
-              </w:tc>
-              <w:tc>
-                <w:tcPr>
-                  <w:tcW w:w="1725" w:type="dxa"/>
+                  <w:tcW w:w="1870" w:type="dxa"/>
+                  <w:vAlign w:val="center"/>
+                </w:tcPr>
+                <w:p>
+                  <w:pPr>
+                    <w:rPr>
+                      <w:sz w:val="20"/>
+                      <w:szCs w:val="20"/>
+                      <w:lang w:val="vi-VN"/>
+                    </w:rPr>
+                  </w:pPr>
+                  <w:proofErr w:type="spellStart"/>
+                  <w:r>
+                    <w:rPr>
+                      <w:sz w:val="20"/>
+                      <w:szCs w:val="20"/>
+                    </w:rPr>
+                    <w:t>Số</w:t>
+                  </w:r>
+                  <w:proofErr w:type="spellEnd"/>
+                  <w:r>
+                    <w:rPr>
+                      <w:sz w:val="20"/>
+                      <w:szCs w:val="20"/>
+                      <w:lang w:val="vi-VN"/>
+                    </w:rPr>
+                    <w:t xml:space="preserve"> nguyên không âm</w:t>
+                  </w:r>
+                </w:p>
+              </w:tc>
+              <w:tc>
+                <w:tcPr>
+                  <w:tcW w:w="1835" w:type="dxa"/>
                   <w:vAlign w:val="center"/>
                 </w:tcPr>
                 <w:p>
@@ -2485,14 +3133,32 @@
                     <w:rPr>
                       <w:sz w:val="20"/>
                       <w:szCs w:val="20"/>
-                    </w:rPr>
-                  </w:pPr>
-                  <w:r>
-                    <w:rPr>
-                      <w:sz w:val="20"/>
-                      <w:szCs w:val="20"/>
-                    </w:rPr>
-                    <w:t xml:space="preserve">  Name of product</w:t>
+                      <w:lang w:val="vi-VN"/>
+                    </w:rPr>
+                  </w:pPr>
+                  <w:r>
+                    <w:rPr>
+                      <w:sz w:val="20"/>
+                      <w:szCs w:val="20"/>
+                    </w:rPr>
+                    <w:t xml:space="preserve">  </w:t>
+                  </w:r>
+                  <w:proofErr w:type="spellStart"/>
+                  <w:r>
+                    <w:rPr>
+                      <w:sz w:val="20"/>
+                      <w:szCs w:val="20"/>
+                    </w:rPr>
+                    <w:t>Tên</w:t>
+                  </w:r>
+                  <w:proofErr w:type="spellEnd"/>
+                  <w:r>
+                    <w:rPr>
+                      <w:sz w:val="20"/>
+                      <w:szCs w:val="20"/>
+                      <w:lang w:val="vi-VN"/>
+                    </w:rPr>
+                    <w:t xml:space="preserve"> sản phẩm</w:t>
                   </w:r>
                 </w:p>
               </w:tc>
@@ -2620,12 +3286,46 @@
                       <w:szCs w:val="20"/>
                     </w:rPr>
                   </w:pPr>
-                  <w:r>
-                    <w:rPr>
-                      <w:sz w:val="20"/>
-                      <w:szCs w:val="20"/>
-                    </w:rPr>
-                    <w:t>Selling price (before VAT)</w:t>
+                  <w:proofErr w:type="spellStart"/>
+                  <w:r>
+                    <w:rPr>
+                      <w:sz w:val="20"/>
+                      <w:szCs w:val="20"/>
+                    </w:rPr>
+                    <w:t>Giá</w:t>
+                  </w:r>
+                  <w:proofErr w:type="spellEnd"/>
+                  <w:r>
+                    <w:rPr>
+                      <w:sz w:val="20"/>
+                      <w:szCs w:val="20"/>
+                      <w:lang w:val="vi-VN"/>
+                    </w:rPr>
+                    <w:t xml:space="preserve"> </w:t>
+                  </w:r>
+                  <w:proofErr w:type="gramStart"/>
+                  <w:r>
+                    <w:rPr>
+                      <w:sz w:val="20"/>
+                      <w:szCs w:val="20"/>
+                      <w:lang w:val="vi-VN"/>
+                    </w:rPr>
+                    <w:t>bán</w:t>
+                  </w:r>
+                  <w:r>
+                    <w:rPr>
+                      <w:sz w:val="20"/>
+                      <w:szCs w:val="20"/>
+                    </w:rPr>
+                    <w:t>(</w:t>
+                  </w:r>
+                  <w:proofErr w:type="gramEnd"/>
+                  <w:r>
+                    <w:rPr>
+                      <w:sz w:val="20"/>
+                      <w:szCs w:val="20"/>
+                    </w:rPr>
+                    <w:t>before VAT)</w:t>
                   </w:r>
                 </w:p>
               </w:tc>
@@ -2727,14 +3427,25 @@
                     <w:rPr>
                       <w:sz w:val="20"/>
                       <w:szCs w:val="20"/>
-                    </w:rPr>
-                  </w:pPr>
-                  <w:r>
-                    <w:rPr>
-                      <w:sz w:val="20"/>
-                      <w:szCs w:val="20"/>
-                    </w:rPr>
-                    <w:t>Category of product</w:t>
+                      <w:lang w:val="vi-VN"/>
+                    </w:rPr>
+                  </w:pPr>
+                  <w:proofErr w:type="spellStart"/>
+                  <w:r>
+                    <w:rPr>
+                      <w:sz w:val="20"/>
+                      <w:szCs w:val="20"/>
+                    </w:rPr>
+                    <w:t>Nhãn</w:t>
+                  </w:r>
+                  <w:proofErr w:type="spellEnd"/>
+                  <w:r>
+                    <w:rPr>
+                      <w:sz w:val="20"/>
+                      <w:szCs w:val="20"/>
+                      <w:lang w:val="vi-VN"/>
+                    </w:rPr>
+                    <w:t xml:space="preserve"> sản phẩm</w:t>
                   </w:r>
                 </w:p>
               </w:tc>
@@ -2945,14 +3656,32 @@
                     <w:rPr>
                       <w:sz w:val="20"/>
                       <w:szCs w:val="20"/>
-                    </w:rPr>
-                  </w:pPr>
-                  <w:r>
-                    <w:rPr>
-                      <w:sz w:val="20"/>
-                      <w:szCs w:val="20"/>
-                    </w:rPr>
-                    <w:t>Price including VAT</w:t>
+                      <w:lang w:val="vi-VN"/>
+                    </w:rPr>
+                  </w:pPr>
+                  <w:proofErr w:type="spellStart"/>
+                  <w:r>
+                    <w:rPr>
+                      <w:sz w:val="20"/>
+                      <w:szCs w:val="20"/>
+                    </w:rPr>
+                    <w:t>Giá</w:t>
+                  </w:r>
+                  <w:proofErr w:type="spellEnd"/>
+                  <w:r>
+                    <w:rPr>
+                      <w:sz w:val="20"/>
+                      <w:szCs w:val="20"/>
+                      <w:lang w:val="vi-VN"/>
+                    </w:rPr>
+                    <w:t xml:space="preserve"> thanh toán cả</w:t>
+                  </w:r>
+                  <w:r>
+                    <w:rPr>
+                      <w:sz w:val="20"/>
+                      <w:szCs w:val="20"/>
+                    </w:rPr>
+                    <w:t xml:space="preserve"> VAT</w:t>
                   </w:r>
                 </w:p>
               </w:tc>
@@ -3054,14 +3783,25 @@
                     <w:rPr>
                       <w:sz w:val="20"/>
                       <w:szCs w:val="20"/>
-                    </w:rPr>
-                  </w:pPr>
-                  <w:r>
-                    <w:rPr>
-                      <w:sz w:val="20"/>
-                      <w:szCs w:val="20"/>
-                    </w:rPr>
-                    <w:t>Available units</w:t>
+                      <w:lang w:val="vi-VN"/>
+                    </w:rPr>
+                  </w:pPr>
+                  <w:proofErr w:type="spellStart"/>
+                  <w:r>
+                    <w:rPr>
+                      <w:sz w:val="20"/>
+                      <w:szCs w:val="20"/>
+                    </w:rPr>
+                    <w:t>Hàng</w:t>
+                  </w:r>
+                  <w:proofErr w:type="spellEnd"/>
+                  <w:r>
+                    <w:rPr>
+                      <w:sz w:val="20"/>
+                      <w:szCs w:val="20"/>
+                      <w:lang w:val="vi-VN"/>
+                    </w:rPr>
+                    <w:t xml:space="preserve"> trong kho</w:t>
                   </w:r>
                 </w:p>
               </w:tc>
@@ -3139,8 +3879,32 @@
               </w:numPr>
               <w:spacing w:before="0" w:line="240" w:lineRule="auto"/>
             </w:pPr>
-            <w:r>
-              <w:t>The newly added product is stored in the system.</w:t>
+            <w:proofErr w:type="spellStart"/>
+            <w:r>
+              <w:lastRenderedPageBreak/>
+              <w:t>Nếu</w:t>
+            </w:r>
+            <w:proofErr w:type="spellEnd"/>
+            <w:r>
+              <w:rPr>
+                <w:lang w:val="vi-VN"/>
+              </w:rPr>
+              <w:t xml:space="preserve"> thành công thì sản phẩm sẽ được thêm vào kho hàng cùng với thông tin của sản phẩm đó.</w:t>
+            </w:r>
+          </w:p>
+          <w:p>
+            <w:pPr>
+              <w:numPr>
+                <w:ilvl w:val="0"/>
+                <w:numId w:val="5"/>
+              </w:numPr>
+              <w:spacing w:before="0" w:line="240" w:lineRule="auto"/>
+            </w:pPr>
+            <w:r>
+              <w:rPr>
+                <w:lang w:val="vi-VN"/>
+              </w:rPr>
+              <w:t>Nếu thất bại thì sẽ thông báo lỗi kèm lí do ( vd : lỗi CSDL) và sản phẩm sẽ không được thêm vào.</w:t>
             </w:r>
           </w:p>
         </w:tc>
@@ -4532,7 +5296,6 @@
   <w:style w:type="character" w:default="1" w:styleId="DefaultParagraphFont">
     <w:name w:val="Default Paragraph Font"/>
     <w:uiPriority w:val="1"/>
-    <w:semiHidden/>
     <w:unhideWhenUsed/>
   </w:style>
   <w:style w:type="table" w:default="1" w:styleId="TableNormal">
